--- a/pr-preview/pr-90/chapters/22-target-trial-emulation.docx
+++ b/pr-preview/pr-90/chapters/22-target-trial-emulation.docx
@@ -3835,7 +3835,13 @@
               <w:t xml:space="preserve"> </w:t>
             </w:r>
             <w:r>
-              <w:t xml:space="preserve">which may differ from real life (close monitoring; adherence may rise once a treatment is shown to work);</w:t>
+              <w:t xml:space="preserve">which may differ from real life (close monitoring;</w:t>
+            </w:r>
+            <w:r>
+              <w:t xml:space="preserve"> </w:t>
+            </w:r>
+            <w:r>
+              <w:t xml:space="preserve">adherence may rise once a treatment is shown to work);</w:t>
             </w:r>
           </w:p>
           <w:p>
@@ -10393,7 +10399,13 @@
         <w:t xml:space="preserve"> </w:t>
       </w:r>
       <w:r>
-        <w:t xml:space="preserve">(or instrumental variable methods, with their own strong assumptions; Technical Point 16.6);</w:t>
+        <w:t xml:space="preserve">(or instrumental variable methods, with their own strong assumptions;</w:t>
+      </w:r>
+      <w:r>
+        <w:t xml:space="preserve"> </w:t>
+      </w:r>
+      <w:r>
+        <w:t xml:space="preserve">Technical Point 16.6);</w:t>
       </w:r>
     </w:p>
     <w:p>
